--- a/AWS/IAM/IAM TASKS.docx
+++ b/AWS/IAM/IAM TASKS.docx
@@ -670,6 +670,191 @@
           </wp:inline>
         </w:drawing>
       </w:r>
+    </w:p>
+    <w:p>
+      <w:pPr>
+        <w:rPr>
+          <w:lang w:val="en-US"/>
+        </w:rPr>
+      </w:pPr>
+    </w:p>
+    <w:p>
+      <w:pPr>
+        <w:rPr>
+          <w:lang w:val="en-US"/>
+        </w:rPr>
+      </w:pPr>
+      <w:r>
+        <w:rPr>
+          <w:lang w:val="en-US"/>
+        </w:rPr>
+        <w:t>6. We have two accounts: Account A and Account B. Account A user should access an S3</w:t>
+      </w:r>
+    </w:p>
+    <w:p>
+      <w:pPr>
+        <w:rPr>
+          <w:lang w:val="en-US"/>
+        </w:rPr>
+      </w:pPr>
+      <w:r>
+        <w:rPr>
+          <w:lang w:val="en-US"/>
+        </w:rPr>
+        <w:t>bucket in Account B.</w:t>
+      </w:r>
+    </w:p>
+    <w:p>
+      <w:pPr>
+        <w:rPr>
+          <w:lang w:val="en-US"/>
+        </w:rPr>
+      </w:pPr>
+      <w:r>
+        <w:rPr>
+          <w:lang w:val="en-US"/>
+        </w:rPr>
+        <w:t>s</w:t>
+      </w:r>
+      <w:r>
+        <w:rPr>
+          <w:lang w:val="en-US"/>
+        </w:rPr>
+        <w:t>teps to do in Account B:</w:t>
+      </w:r>
+    </w:p>
+    <w:p>
+      <w:pPr>
+        <w:rPr>
+          <w:lang w:val="en-US"/>
+        </w:rPr>
+      </w:pPr>
+      <w:r>
+        <w:rPr>
+          <w:lang w:val="en-US"/>
+        </w:rPr>
+        <w:t>Create an S3 bucket</w:t>
+      </w:r>
+    </w:p>
+    <w:p>
+      <w:pPr>
+        <w:rPr>
+          <w:lang w:val="en-US"/>
+        </w:rPr>
+      </w:pPr>
+      <w:r>
+        <w:rPr>
+          <w:lang w:val="en-US"/>
+        </w:rPr>
+        <w:t>Create an IAM role (test-role).</w:t>
+      </w:r>
+    </w:p>
+    <w:p>
+      <w:pPr>
+        <w:rPr>
+          <w:lang w:val="en-US"/>
+        </w:rPr>
+      </w:pPr>
+      <w:r>
+        <w:rPr>
+          <w:lang w:val="en-US"/>
+        </w:rPr>
+        <w:t>Grant the role permissions to the bucket.</w:t>
+      </w:r>
+    </w:p>
+    <w:p>
+      <w:pPr>
+        <w:rPr>
+          <w:lang w:val="en-US"/>
+        </w:rPr>
+      </w:pPr>
+      <w:r>
+        <w:rPr>
+          <w:lang w:val="en-US"/>
+        </w:rPr>
+        <w:t>Co</w:t>
+      </w:r>
+      <w:r>
+        <w:rPr>
+          <w:lang w:val="en-US"/>
+        </w:rPr>
+        <w:t>nfigure the role's trust policy to allow Account A to assume</w:t>
+      </w:r>
+    </w:p>
+    <w:p>
+      <w:pPr>
+        <w:rPr>
+          <w:lang w:val="en-US"/>
+        </w:rPr>
+      </w:pPr>
+      <w:r>
+        <w:rPr>
+          <w:noProof/>
+        </w:rPr>
+        <w:lastRenderedPageBreak/>
+        <w:drawing>
+          <wp:inline distT="0" distB="0" distL="0" distR="0" wp14:anchorId="21E56B08" wp14:editId="7947D650">
+            <wp:extent cx="4943475" cy="1790700"/>
+            <wp:effectExtent l="0" t="0" r="9525" b="0"/>
+            <wp:docPr id="6" name="Picture 6"/>
+            <wp:cNvGraphicFramePr>
+              <a:graphicFrameLocks xmlns:a="http://schemas.openxmlformats.org/drawingml/2006/main" noChangeAspect="1"/>
+            </wp:cNvGraphicFramePr>
+            <a:graphic xmlns:a="http://schemas.openxmlformats.org/drawingml/2006/main">
+              <a:graphicData uri="http://schemas.openxmlformats.org/drawingml/2006/picture">
+                <pic:pic xmlns:pic="http://schemas.openxmlformats.org/drawingml/2006/picture">
+                  <pic:nvPicPr>
+                    <pic:cNvPr id="1" name=""/>
+                    <pic:cNvPicPr/>
+                  </pic:nvPicPr>
+                  <pic:blipFill>
+                    <a:blip r:embed="rId10"/>
+                    <a:stretch>
+                      <a:fillRect/>
+                    </a:stretch>
+                  </pic:blipFill>
+                  <pic:spPr>
+                    <a:xfrm>
+                      <a:off x="0" y="0"/>
+                      <a:ext cx="4943475" cy="1790700"/>
+                    </a:xfrm>
+                    <a:prstGeom prst="rect">
+                      <a:avLst/>
+                    </a:prstGeom>
+                  </pic:spPr>
+                </pic:pic>
+              </a:graphicData>
+            </a:graphic>
+          </wp:inline>
+        </w:drawing>
+      </w:r>
+    </w:p>
+    <w:p>
+      <w:pPr>
+        <w:rPr>
+          <w:lang w:val="en-US"/>
+        </w:rPr>
+      </w:pPr>
+      <w:r>
+        <w:rPr>
+          <w:lang w:val="en-US"/>
+        </w:rPr>
+        <w:t xml:space="preserve">Create a permissions </w:t>
+      </w:r>
+      <w:proofErr w:type="gramStart"/>
+      <w:r>
+        <w:rPr>
+          <w:lang w:val="en-US"/>
+        </w:rPr>
+        <w:t>policy :</w:t>
+      </w:r>
+      <w:proofErr w:type="gramEnd"/>
+      <w:r>
+        <w:rPr>
+          <w:lang w:val="en-US"/>
+        </w:rPr>
+        <w:t xml:space="preserve"> cross-acounts3</w:t>
+      </w:r>
       <w:bookmarkStart w:id="0" w:name="_GoBack"/>
       <w:bookmarkEnd w:id="0"/>
     </w:p>
@@ -681,49 +866,281 @@
       </w:pPr>
       <w:r>
         <w:rPr>
-          <w:lang w:val="en-US"/>
-        </w:rPr>
-        <w:t>6. We have two accounts: Account A and Account B. Account A user should access an S3</w:t>
-      </w:r>
-    </w:p>
-    <w:p>
-      <w:pPr>
-        <w:rPr>
-          <w:lang w:val="en-US"/>
-        </w:rPr>
-      </w:pPr>
-      <w:r>
-        <w:rPr>
-          <w:lang w:val="en-US"/>
-        </w:rPr>
-        <w:t>bucket in Account B.</w:t>
-      </w:r>
-    </w:p>
-    <w:p>
-      <w:pPr>
-        <w:rPr>
-          <w:lang w:val="en-US"/>
-        </w:rPr>
-      </w:pPr>
-      <w:r>
-        <w:rPr>
-          <w:lang w:val="en-US"/>
-        </w:rPr>
-        <w:t>(Collaborate with a team member and execute this. This is mostly asked in every</w:t>
-      </w:r>
-    </w:p>
-    <w:p>
-      <w:pPr>
-        <w:rPr>
-          <w:lang w:val="en-US"/>
-        </w:rPr>
-      </w:pPr>
-      <w:r>
-        <w:rPr>
-          <w:lang w:val="en-US"/>
-        </w:rPr>
-        <w:t>interview.)</w:t>
-      </w:r>
+          <w:noProof/>
+        </w:rPr>
+        <w:drawing>
+          <wp:inline distT="0" distB="0" distL="0" distR="0" wp14:anchorId="01C2AEFA" wp14:editId="24BF6B03">
+            <wp:extent cx="4943475" cy="1695450"/>
+            <wp:effectExtent l="0" t="0" r="9525" b="0"/>
+            <wp:docPr id="7" name="Picture 7"/>
+            <wp:cNvGraphicFramePr>
+              <a:graphicFrameLocks xmlns:a="http://schemas.openxmlformats.org/drawingml/2006/main" noChangeAspect="1"/>
+            </wp:cNvGraphicFramePr>
+            <a:graphic xmlns:a="http://schemas.openxmlformats.org/drawingml/2006/main">
+              <a:graphicData uri="http://schemas.openxmlformats.org/drawingml/2006/picture">
+                <pic:pic xmlns:pic="http://schemas.openxmlformats.org/drawingml/2006/picture">
+                  <pic:nvPicPr>
+                    <pic:cNvPr id="1" name=""/>
+                    <pic:cNvPicPr/>
+                  </pic:nvPicPr>
+                  <pic:blipFill>
+                    <a:blip r:embed="rId11"/>
+                    <a:stretch>
+                      <a:fillRect/>
+                    </a:stretch>
+                  </pic:blipFill>
+                  <pic:spPr>
+                    <a:xfrm>
+                      <a:off x="0" y="0"/>
+                      <a:ext cx="4943475" cy="1695450"/>
+                    </a:xfrm>
+                    <a:prstGeom prst="rect">
+                      <a:avLst/>
+                    </a:prstGeom>
+                  </pic:spPr>
+                </pic:pic>
+              </a:graphicData>
+            </a:graphic>
+          </wp:inline>
+        </w:drawing>
+      </w:r>
+    </w:p>
+    <w:p>
+      <w:pPr>
+        <w:rPr>
+          <w:lang w:val="en-US"/>
+        </w:rPr>
+      </w:pPr>
+    </w:p>
+    <w:p>
+      <w:pPr>
+        <w:rPr>
+          <w:lang w:val="en-US"/>
+        </w:rPr>
+      </w:pPr>
+      <w:r>
+        <w:rPr>
+          <w:lang w:val="en-US"/>
+        </w:rPr>
+        <w:t xml:space="preserve">Steps to do in Account </w:t>
+      </w:r>
+      <w:proofErr w:type="gramStart"/>
+      <w:r>
+        <w:rPr>
+          <w:lang w:val="en-US"/>
+        </w:rPr>
+        <w:t>A :</w:t>
+      </w:r>
+      <w:proofErr w:type="gramEnd"/>
+    </w:p>
+    <w:p>
+      <w:pPr>
+        <w:rPr>
+          <w:lang w:val="en-US"/>
+        </w:rPr>
+      </w:pPr>
+      <w:r>
+        <w:rPr>
+          <w:lang w:val="en-US"/>
+        </w:rPr>
+        <w:t xml:space="preserve"> Assume the role created in Account B</w:t>
+      </w:r>
+    </w:p>
+    <w:p>
+      <w:pPr>
+        <w:rPr>
+          <w:lang w:val="en-US"/>
+        </w:rPr>
+      </w:pPr>
+      <w:r>
+        <w:rPr>
+          <w:noProof/>
+        </w:rPr>
+        <w:drawing>
+          <wp:inline distT="0" distB="0" distL="0" distR="0" wp14:anchorId="0674E75E" wp14:editId="4DDCAC88">
+            <wp:extent cx="4486275" cy="3771900"/>
+            <wp:effectExtent l="0" t="0" r="9525" b="0"/>
+            <wp:docPr id="8" name="Picture 8"/>
+            <wp:cNvGraphicFramePr>
+              <a:graphicFrameLocks xmlns:a="http://schemas.openxmlformats.org/drawingml/2006/main" noChangeAspect="1"/>
+            </wp:cNvGraphicFramePr>
+            <a:graphic xmlns:a="http://schemas.openxmlformats.org/drawingml/2006/main">
+              <a:graphicData uri="http://schemas.openxmlformats.org/drawingml/2006/picture">
+                <pic:pic xmlns:pic="http://schemas.openxmlformats.org/drawingml/2006/picture">
+                  <pic:nvPicPr>
+                    <pic:cNvPr id="1" name=""/>
+                    <pic:cNvPicPr/>
+                  </pic:nvPicPr>
+                  <pic:blipFill>
+                    <a:blip r:embed="rId12"/>
+                    <a:stretch>
+                      <a:fillRect/>
+                    </a:stretch>
+                  </pic:blipFill>
+                  <pic:spPr>
+                    <a:xfrm>
+                      <a:off x="0" y="0"/>
+                      <a:ext cx="4486275" cy="3771900"/>
+                    </a:xfrm>
+                    <a:prstGeom prst="rect">
+                      <a:avLst/>
+                    </a:prstGeom>
+                  </pic:spPr>
+                </pic:pic>
+              </a:graphicData>
+            </a:graphic>
+          </wp:inline>
+        </w:drawing>
+      </w:r>
+    </w:p>
+    <w:p>
+      <w:pPr>
+        <w:rPr>
+          <w:lang w:val="en-US"/>
+        </w:rPr>
+      </w:pPr>
+      <w:r>
+        <w:rPr>
+          <w:lang w:val="en-US"/>
+        </w:rPr>
+        <w:lastRenderedPageBreak/>
+        <w:t>Create a sample file to send to s3 bucket</w:t>
+      </w:r>
+    </w:p>
+    <w:p>
+      <w:pPr>
+        <w:rPr>
+          <w:lang w:val="en-US"/>
+        </w:rPr>
+      </w:pPr>
+      <w:r>
+        <w:rPr>
+          <w:noProof/>
+        </w:rPr>
+        <w:drawing>
+          <wp:inline distT="0" distB="0" distL="0" distR="0" wp14:anchorId="16C21170" wp14:editId="2E23BE85">
+            <wp:extent cx="4991100" cy="885825"/>
+            <wp:effectExtent l="0" t="0" r="0" b="9525"/>
+            <wp:docPr id="9" name="Picture 9"/>
+            <wp:cNvGraphicFramePr>
+              <a:graphicFrameLocks xmlns:a="http://schemas.openxmlformats.org/drawingml/2006/main" noChangeAspect="1"/>
+            </wp:cNvGraphicFramePr>
+            <a:graphic xmlns:a="http://schemas.openxmlformats.org/drawingml/2006/main">
+              <a:graphicData uri="http://schemas.openxmlformats.org/drawingml/2006/picture">
+                <pic:pic xmlns:pic="http://schemas.openxmlformats.org/drawingml/2006/picture">
+                  <pic:nvPicPr>
+                    <pic:cNvPr id="1" name=""/>
+                    <pic:cNvPicPr/>
+                  </pic:nvPicPr>
+                  <pic:blipFill>
+                    <a:blip r:embed="rId13"/>
+                    <a:stretch>
+                      <a:fillRect/>
+                    </a:stretch>
+                  </pic:blipFill>
+                  <pic:spPr>
+                    <a:xfrm>
+                      <a:off x="0" y="0"/>
+                      <a:ext cx="4991100" cy="885825"/>
+                    </a:xfrm>
+                    <a:prstGeom prst="rect">
+                      <a:avLst/>
+                    </a:prstGeom>
+                  </pic:spPr>
+                </pic:pic>
+              </a:graphicData>
+            </a:graphic>
+          </wp:inline>
+        </w:drawing>
+      </w:r>
+    </w:p>
+    <w:p>
+      <w:pPr>
+        <w:rPr>
+          <w:lang w:val="en-US"/>
+        </w:rPr>
+      </w:pPr>
+      <w:r>
+        <w:rPr>
+          <w:lang w:val="en-US"/>
+        </w:rPr>
+        <w:t>S3 bucket of Account B</w:t>
+      </w:r>
+    </w:p>
+    <w:p>
+      <w:pPr>
+        <w:rPr>
+          <w:lang w:val="en-US"/>
+        </w:rPr>
+      </w:pPr>
+      <w:r>
+        <w:rPr>
+          <w:noProof/>
+        </w:rPr>
+        <w:drawing>
+          <wp:inline distT="0" distB="0" distL="0" distR="0" wp14:anchorId="49F73121" wp14:editId="57862249">
+            <wp:extent cx="5731510" cy="2254250"/>
+            <wp:effectExtent l="0" t="0" r="2540" b="0"/>
+            <wp:docPr id="11" name="Picture 11"/>
+            <wp:cNvGraphicFramePr>
+              <a:graphicFrameLocks xmlns:a="http://schemas.openxmlformats.org/drawingml/2006/main" noChangeAspect="1"/>
+            </wp:cNvGraphicFramePr>
+            <a:graphic xmlns:a="http://schemas.openxmlformats.org/drawingml/2006/main">
+              <a:graphicData uri="http://schemas.openxmlformats.org/drawingml/2006/picture">
+                <pic:pic xmlns:pic="http://schemas.openxmlformats.org/drawingml/2006/picture">
+                  <pic:nvPicPr>
+                    <pic:cNvPr id="1" name=""/>
+                    <pic:cNvPicPr/>
+                  </pic:nvPicPr>
+                  <pic:blipFill>
+                    <a:blip r:embed="rId14"/>
+                    <a:stretch>
+                      <a:fillRect/>
+                    </a:stretch>
+                  </pic:blipFill>
+                  <pic:spPr>
+                    <a:xfrm>
+                      <a:off x="0" y="0"/>
+                      <a:ext cx="5731510" cy="2254250"/>
+                    </a:xfrm>
+                    <a:prstGeom prst="rect">
+                      <a:avLst/>
+                    </a:prstGeom>
+                  </pic:spPr>
+                </pic:pic>
+              </a:graphicData>
+            </a:graphic>
+          </wp:inline>
+        </w:drawing>
+      </w:r>
+    </w:p>
+    <w:p>
+      <w:pPr>
+        <w:rPr>
+          <w:lang w:val="en-US"/>
+        </w:rPr>
+      </w:pPr>
+    </w:p>
+    <w:p>
+      <w:pPr>
+        <w:rPr>
+          <w:lang w:val="en-US"/>
+        </w:rPr>
+      </w:pPr>
+    </w:p>
+    <w:p>
+      <w:pPr>
+        <w:rPr>
+          <w:lang w:val="en-US"/>
+        </w:rPr>
+      </w:pPr>
+    </w:p>
+    <w:p>
+      <w:pPr>
+        <w:rPr>
+          <w:lang w:val="en-US"/>
+        </w:rPr>
+      </w:pPr>
     </w:p>
     <w:sectPr>
       <w:pgSz w:w="11906" w:h="16838"/>
